--- a/Deep Learning/Module 1/tài liệu thực hành/03_Vanishing-Exploding-gradient-va-Khoi-tao-trong-so/03_Vanishing-Exploding-gradient-va-Khoi-tao-trong-so.docx
+++ b/Deep Learning/Module 1/tài liệu thực hành/03_Vanishing-Exploding-gradient-va-Khoi-tao-trong-so/03_Vanishing-Exploding-gradient-va-Khoi-tao-trong-so.docx
@@ -294,7 +294,23 @@
           <w:b w:val="0"/>
           <w:i w:val="0"/>
         </w:rPr>
-        <w:t xml:space="preserve">Huấn luyện cùng một mạng 3 lớp trên cùng một dataset, chỉ thay đổi </w:t>
+        <w:t xml:space="preserve">Huấn luyện cùng một mạng 3 lớp trên cùng một dataset </w:t>
+      </w:r>
+      <w:r>
+        <w:rPr>
+          <w:rFonts w:ascii="Calibri" w:hAnsi="Calibri"/>
+          <w:b/>
+          <w:i w:val="0"/>
+        </w:rPr>
+        <w:t>y tế thật</w:t>
+      </w:r>
+      <w:r>
+        <w:rPr>
+          <w:rFonts w:ascii="Calibri" w:hAnsi="Calibri"/>
+          <w:b w:val="0"/>
+          <w:i w:val="0"/>
+        </w:rPr>
+        <w:t xml:space="preserve">, chỉ thay đổi </w:t>
       </w:r>
       <w:r>
         <w:rPr>
@@ -416,7 +432,7 @@
                 <w:i w:val="0"/>
                 <w:sz w:val="20"/>
               </w:rPr>
-              <w:t>(2, m)</w:t>
+              <w:t>(8, m)</w:t>
             </w:r>
             <w:r>
               <w:rPr>
@@ -424,7 +440,23 @@
                 <w:b w:val="0"/>
                 <w:i w:val="0"/>
               </w:rPr>
-              <w:t xml:space="preserve"> — toạ độ 2D của các điểm trong dataset "circles" (2 vòng tròn lồng nhau).</w:t>
+              <w:t xml:space="preserve"> — 8 đặc trưng lâm sàng đã chuẩn hóa từ bộ dữ liệu </w:t>
+            </w:r>
+            <w:r>
+              <w:rPr>
+                <w:rFonts w:ascii="Calibri" w:hAnsi="Calibri"/>
+                <w:b/>
+                <w:i w:val="0"/>
+              </w:rPr>
+              <w:t>Pima Indians Diabetes</w:t>
+            </w:r>
+            <w:r>
+              <w:rPr>
+                <w:rFonts w:ascii="Calibri" w:hAnsi="Calibri"/>
+                <w:b w:val="0"/>
+                <w:i w:val="0"/>
+              </w:rPr>
+              <w:t>.</w:t>
             </w:r>
           </w:p>
         </w:tc>
@@ -484,7 +516,7 @@
                 <w:b w:val="0"/>
                 <w:i w:val="0"/>
               </w:rPr>
-              <w:t xml:space="preserve"> — nhãn nhị phân (0 = đỏ, 1 = xanh).</w:t>
+              <w:t xml:space="preserve"> — nhãn nhị phân (0 = không tiểu đường, 1 = tiểu đường).</w:t>
             </w:r>
           </w:p>
         </w:tc>
@@ -518,7 +550,23 @@
                 <w:b w:val="0"/>
                 <w:i w:val="0"/>
               </w:rPr>
-              <w:t xml:space="preserve">Phân loại nhị phân, mạng 3 lớp </w:t>
+              <w:t xml:space="preserve">Phân loại nhị phân </w:t>
+            </w:r>
+            <w:r>
+              <w:rPr>
+                <w:rFonts w:ascii="Calibri" w:hAnsi="Calibri"/>
+                <w:b/>
+                <w:i w:val="0"/>
+              </w:rPr>
+              <w:t>trên dữ liệu y tế thật</w:t>
+            </w:r>
+            <w:r>
+              <w:rPr>
+                <w:rFonts w:ascii="Calibri" w:hAnsi="Calibri"/>
+                <w:b w:val="0"/>
+                <w:i w:val="0"/>
+              </w:rPr>
+              <w:t xml:space="preserve">, mạng 3 lớp </w:t>
             </w:r>
             <w:r>
               <w:rPr>
@@ -527,7 +575,7 @@
                 <w:i w:val="0"/>
                 <w:sz w:val="20"/>
               </w:rPr>
-              <w:t>[2, 10, 5, 1]</w:t>
+              <w:t>[8, 10, 5, 1]</w:t>
             </w:r>
             <w:r>
               <w:rPr>
@@ -652,7 +700,40 @@
                 <w:b w:val="0"/>
                 <w:i w:val="0"/>
               </w:rPr>
-              <w:t xml:space="preserve">), cost qua các iteration, và </w:t>
+              <w:t xml:space="preserve">), </w:t>
+            </w:r>
+            <w:r>
+              <w:rPr>
+                <w:rFonts w:ascii="Calibri" w:hAnsi="Calibri"/>
+                <w:b/>
+                <w:i w:val="0"/>
+              </w:rPr>
+              <w:t>Precision/Recall/F1/AUC</w:t>
+            </w:r>
+            <w:r>
+              <w:rPr>
+                <w:rFonts w:ascii="Calibri" w:hAnsi="Calibri"/>
+                <w:b w:val="0"/>
+                <w:i w:val="0"/>
+              </w:rPr>
+              <w:t xml:space="preserve"> (qua </w:t>
+            </w:r>
+            <w:r>
+              <w:rPr>
+                <w:rFonts w:ascii="Consolas" w:hAnsi="Consolas"/>
+                <w:b w:val="0"/>
+                <w:i w:val="0"/>
+                <w:sz w:val="20"/>
+              </w:rPr>
+              <w:t>evaluate_classification</w:t>
+            </w:r>
+            <w:r>
+              <w:rPr>
+                <w:rFonts w:ascii="Calibri" w:hAnsi="Calibri"/>
+                <w:b w:val="0"/>
+                <w:i w:val="0"/>
+              </w:rPr>
+              <w:t xml:space="preserve">, xem mục 3), cost qua các iteration, và </w:t>
             </w:r>
             <w:r>
               <w:rPr>
@@ -740,7 +821,23 @@
           <w:b w:val="0"/>
           <w:i w:val="0"/>
         </w:rPr>
-        <w:t xml:space="preserve">Dataset tổng hợp (synthetic), sinh trực tiếp trong notebook bằng </w:t>
+        <w:t xml:space="preserve">Dataset thật </w:t>
+      </w:r>
+      <w:r>
+        <w:rPr>
+          <w:rFonts w:ascii="Calibri" w:hAnsi="Calibri"/>
+          <w:b/>
+          <w:i w:val="0"/>
+        </w:rPr>
+        <w:t>Pima Indians Diabetes</w:t>
+      </w:r>
+      <w:r>
+        <w:rPr>
+          <w:rFonts w:ascii="Calibri" w:hAnsi="Calibri"/>
+          <w:b w:val="0"/>
+          <w:i w:val="0"/>
+        </w:rPr>
+        <w:t xml:space="preserve"> (National Institute of Diabetes and Digestive and Kidney Diseases) — 768 bệnh nhân nữ gốc Pima, ≥21 tuổi, dự đoán có mắc tiểu đường hay không từ 8 chỉ số lâm sàng. File CSV được bundle sẵn trong repo (</w:t>
       </w:r>
       <w:r>
         <w:rPr>
@@ -749,7 +846,7 @@
           <w:i w:val="0"/>
           <w:sz w:val="20"/>
         </w:rPr>
-        <w:t>sklearn.datasets.make_circles</w:t>
+        <w:t>Deep Learning/Module 1/data/pima-indians-diabetes.csv</w:t>
       </w:r>
       <w:r>
         <w:rPr>
@@ -757,7 +854,7 @@
           <w:b w:val="0"/>
           <w:i w:val="0"/>
         </w:rPr>
-        <w:t xml:space="preserve"> — không cần tải file ngoài.</w:t>
+        <w:t>), không cần internet lúc chạy.</w:t>
       </w:r>
     </w:p>
     <w:tbl>
@@ -846,7 +943,7 @@
                 <w:i w:val="0"/>
                 <w:sz w:val="20"/>
               </w:rPr>
-              <w:t>sklearn.datasets.make_circles(n_samples=300, noise=.05)</w:t>
+              <w:t>data/pima-indians-diabetes.csv</w:t>
             </w:r>
             <w:r>
               <w:rPr>
@@ -854,7 +951,41 @@
                 <w:b w:val="0"/>
                 <w:i w:val="0"/>
               </w:rPr>
-              <w:t xml:space="preserve"> (train), tương tự cho test</w:t>
+              <w:t xml:space="preserve"> (đọc qua </w:t>
+            </w:r>
+            <w:r>
+              <w:rPr>
+                <w:rFonts w:ascii="Consolas" w:hAnsi="Consolas"/>
+                <w:b w:val="0"/>
+                <w:i w:val="0"/>
+                <w:sz w:val="20"/>
+              </w:rPr>
+              <w:t>load_dataset()</w:t>
+            </w:r>
+            <w:r>
+              <w:rPr>
+                <w:rFonts w:ascii="Calibri" w:hAnsi="Calibri"/>
+                <w:b w:val="0"/>
+                <w:i w:val="0"/>
+              </w:rPr>
+              <w:t xml:space="preserve"> trong </w:t>
+            </w:r>
+            <w:r>
+              <w:rPr>
+                <w:rFonts w:ascii="Consolas" w:hAnsi="Consolas"/>
+                <w:b w:val="0"/>
+                <w:i w:val="0"/>
+                <w:sz w:val="20"/>
+              </w:rPr>
+              <w:t>init_utils.py</w:t>
+            </w:r>
+            <w:r>
+              <w:rPr>
+                <w:rFonts w:ascii="Calibri" w:hAnsi="Calibri"/>
+                <w:b w:val="0"/>
+                <w:i w:val="0"/>
+              </w:rPr>
+              <w:t>)</w:t>
             </w:r>
           </w:p>
         </w:tc>
@@ -872,7 +1003,7 @@
                 <w:b w:val="0"/>
                 <w:i w:val="0"/>
               </w:rPr>
-              <w:t>Số điểm train</w:t>
+              <w:t>Số mẫu train / test</w:t>
             </w:r>
           </w:p>
         </w:tc>
@@ -888,41 +1019,24 @@
                 <w:b w:val="0"/>
                 <w:i w:val="0"/>
               </w:rPr>
-              <w:t>300</w:t>
+              <w:t xml:space="preserve">614 / 154 (chia 80/20, giữ nguyên tỉ lệ lớp bằng </w:t>
             </w:r>
-          </w:p>
-        </w:tc>
-      </w:tr>
-      <w:tr>
-        <w:tc>
-          <w:tcPr>
-            <w:tcW w:type="dxa" w:w="4873"/>
-          </w:tcPr>
-          <w:p>
-            <w:r/>
+            <w:r>
+              <w:rPr>
+                <w:rFonts w:ascii="Consolas" w:hAnsi="Consolas"/>
+                <w:b w:val="0"/>
+                <w:i w:val="0"/>
+                <w:sz w:val="20"/>
+              </w:rPr>
+              <w:t>stratify</w:t>
+            </w:r>
             <w:r>
               <w:rPr>
                 <w:rFonts w:ascii="Calibri" w:hAnsi="Calibri"/>
                 <w:b w:val="0"/>
                 <w:i w:val="0"/>
               </w:rPr>
-              <w:t>Số điểm test</w:t>
-            </w:r>
-          </w:p>
-        </w:tc>
-        <w:tc>
-          <w:tcPr>
-            <w:tcW w:type="dxa" w:w="4873"/>
-          </w:tcPr>
-          <w:p>
-            <w:r/>
-            <w:r>
-              <w:rPr>
-                <w:rFonts w:ascii="Calibri" w:hAnsi="Calibri"/>
-                <w:b w:val="0"/>
-                <w:i w:val="0"/>
-              </w:rPr>
-              <w:t>100</w:t>
+              <w:t>)</w:t>
             </w:r>
           </w:p>
         </w:tc>
@@ -956,7 +1070,7 @@
                 <w:b w:val="0"/>
                 <w:i w:val="0"/>
               </w:rPr>
-              <w:t>2 (toạ độ x, y)</w:t>
+              <w:t>8 (Pregnancies, Glucose, BloodPressure, SkinThickness, Insulin, BMI, DiabetesPedigreeFunction, Age)</w:t>
             </w:r>
           </w:p>
         </w:tc>
@@ -990,7 +1104,74 @@
                 <w:b w:val="0"/>
                 <w:i w:val="0"/>
               </w:rPr>
-              <w:t>2 (nhị phân: trong vòng tròn nhỏ / vòng tròn lớn)</w:t>
+              <w:t>2 (nhị phân: không tiểu đường ~65% / tiểu đường ~35%)</w:t>
+            </w:r>
+          </w:p>
+        </w:tc>
+      </w:tr>
+      <w:tr>
+        <w:tc>
+          <w:tcPr>
+            <w:tcW w:type="dxa" w:w="4873"/>
+          </w:tcPr>
+          <w:p>
+            <w:r/>
+            <w:r>
+              <w:rPr>
+                <w:rFonts w:ascii="Calibri" w:hAnsi="Calibri"/>
+                <w:b w:val="0"/>
+                <w:i w:val="0"/>
+              </w:rPr>
+              <w:t>Tiền xử lý</w:t>
+            </w:r>
+          </w:p>
+        </w:tc>
+        <w:tc>
+          <w:tcPr>
+            <w:tcW w:type="dxa" w:w="4873"/>
+          </w:tcPr>
+          <w:p>
+            <w:r/>
+            <w:r>
+              <w:rPr>
+                <w:rFonts w:ascii="Calibri" w:hAnsi="Calibri"/>
+                <w:b w:val="0"/>
+                <w:i w:val="0"/>
+              </w:rPr>
+              <w:t xml:space="preserve">5 cột (Glucose, BloodPressure, SkinThickness, Insulin, BMI) có giá trị </w:t>
+            </w:r>
+            <w:r>
+              <w:rPr>
+                <w:rFonts w:ascii="Consolas" w:hAnsi="Consolas"/>
+                <w:b w:val="0"/>
+                <w:i w:val="0"/>
+                <w:sz w:val="20"/>
+              </w:rPr>
+              <w:t>0</w:t>
+            </w:r>
+            <w:r>
+              <w:rPr>
+                <w:rFonts w:ascii="Calibri" w:hAnsi="Calibri"/>
+                <w:b w:val="0"/>
+                <w:i w:val="0"/>
+              </w:rPr>
+              <w:t xml:space="preserve"> </w:t>
+            </w:r>
+            <w:r>
+              <w:rPr>
+                <w:rFonts w:ascii="Calibri" w:hAnsi="Calibri"/>
+                <w:b/>
+                <w:i w:val="0"/>
+              </w:rPr>
+              <w:t>thực chất là dữ liệu bị thiếu</w:t>
+            </w:r>
+            <w:r>
+              <w:rPr>
+                <w:rFonts w:ascii="Calibri" w:hAnsi="Calibri"/>
+                <w:b w:val="0"/>
+                <w:i w:val="0"/>
+              </w:rPr>
+              <w:t xml:space="preserve"> (không thể bằng 0 về mặt sinh lý) → thay bằng median (tính trên tập train, áp dụng lại cho test để tránh data leakage), rồi chuẩn hóa (fit trên train).</w:t>
             </w:r>
           </w:p>
         </w:tc>
@@ -1025,7 +1206,7 @@
                 <w:i w:val="0"/>
                 <w:sz w:val="20"/>
               </w:rPr>
-              <w:t>np.random.seed(1)</w:t>
+              <w:t>random_state=1</w:t>
             </w:r>
             <w:r>
               <w:rPr>
@@ -1033,24 +1214,7 @@
                 <w:b w:val="0"/>
                 <w:i w:val="0"/>
               </w:rPr>
-              <w:t xml:space="preserve"> cho train, </w:t>
-            </w:r>
-            <w:r>
-              <w:rPr>
-                <w:rFonts w:ascii="Consolas" w:hAnsi="Consolas"/>
-                <w:b w:val="0"/>
-                <w:i w:val="0"/>
-                <w:sz w:val="20"/>
-              </w:rPr>
-              <w:t>np.random.seed(2)</w:t>
-            </w:r>
-            <w:r>
-              <w:rPr>
-                <w:rFonts w:ascii="Calibri" w:hAnsi="Calibri"/>
-                <w:b w:val="0"/>
-                <w:i w:val="0"/>
-              </w:rPr>
-              <w:t xml:space="preserve"> cho test (cố định trong </w:t>
+              <w:t xml:space="preserve"> khi chia train/test (cố định trong </w:t>
             </w:r>
             <w:r>
               <w:rPr>
@@ -1102,7 +1266,7 @@
                 <w:i w:val="0"/>
                 <w:sz w:val="20"/>
               </w:rPr>
-              <w:t>layers_dims = [2, 10, 5, 1]</w:t>
+              <w:t>layers_dims = [8, 10, 5, 1]</w:t>
             </w:r>
             <w:r>
               <w:rPr>
@@ -1318,7 +1482,7 @@
                 <w:b w:val="0"/>
                 <w:i w:val="0"/>
               </w:rPr>
-              <w:t xml:space="preserve"> cho cả 3 cách khởi tạo, in cost mỗi 1000 iteration, vẽ decision boundary</w:t>
+              <w:t xml:space="preserve"> cho cả 3 cách khởi tạo, in cost mỗi 1000 iteration</w:t>
             </w:r>
           </w:p>
         </w:tc>
@@ -1336,7 +1500,82 @@
                 <w:b w:val="0"/>
                 <w:i w:val="0"/>
               </w:rPr>
-              <w:t>So sánh accuracy</w:t>
+              <w:t>Đánh giá trên test set</w:t>
+            </w:r>
+          </w:p>
+        </w:tc>
+        <w:tc>
+          <w:tcPr>
+            <w:tcW w:type="dxa" w:w="4873"/>
+          </w:tcPr>
+          <w:p>
+            <w:r/>
+            <w:r>
+              <w:rPr>
+                <w:rFonts w:ascii="Consolas" w:hAnsi="Consolas"/>
+                <w:b w:val="0"/>
+                <w:i w:val="0"/>
+                <w:sz w:val="20"/>
+              </w:rPr>
+              <w:t>evaluate_classification(test_X, test_Y, parameters, title)</w:t>
+            </w:r>
+            <w:r>
+              <w:rPr>
+                <w:rFonts w:ascii="Calibri" w:hAnsi="Calibri"/>
+                <w:b w:val="0"/>
+                <w:i w:val="0"/>
+              </w:rPr>
+              <w:t xml:space="preserve"> — in Accuracy/Precision/Recall/F1, vẽ </w:t>
+            </w:r>
+            <w:r>
+              <w:rPr>
+                <w:rFonts w:ascii="Calibri" w:hAnsi="Calibri"/>
+                <w:b/>
+                <w:i w:val="0"/>
+              </w:rPr>
+              <w:t>confusion matrix</w:t>
+            </w:r>
+            <w:r>
+              <w:rPr>
+                <w:rFonts w:ascii="Calibri" w:hAnsi="Calibri"/>
+                <w:b w:val="0"/>
+                <w:i w:val="0"/>
+              </w:rPr>
+              <w:t xml:space="preserve"> + </w:t>
+            </w:r>
+            <w:r>
+              <w:rPr>
+                <w:rFonts w:ascii="Calibri" w:hAnsi="Calibri"/>
+                <w:b/>
+                <w:i w:val="0"/>
+              </w:rPr>
+              <w:t>ROC curve</w:t>
+            </w:r>
+            <w:r>
+              <w:rPr>
+                <w:rFonts w:ascii="Calibri" w:hAnsi="Calibri"/>
+                <w:b w:val="0"/>
+                <w:i w:val="0"/>
+              </w:rPr>
+              <w:t xml:space="preserve"> (thay cho decision boundary 2D, không còn vẽ được với dữ liệu 8 chiều)</w:t>
+            </w:r>
+          </w:p>
+        </w:tc>
+      </w:tr>
+      <w:tr>
+        <w:tc>
+          <w:tcPr>
+            <w:tcW w:type="dxa" w:w="4873"/>
+          </w:tcPr>
+          <w:p>
+            <w:r/>
+            <w:r>
+              <w:rPr>
+                <w:rFonts w:ascii="Calibri" w:hAnsi="Calibri"/>
+                <w:b w:val="0"/>
+                <w:i w:val="0"/>
+              </w:rPr>
+              <w:t>So sánh accuracy (test set)</w:t>
             </w:r>
           </w:p>
         </w:tc>
@@ -1352,7 +1591,7 @@
                 <w:b w:val="0"/>
                 <w:i w:val="0"/>
               </w:rPr>
-              <w:t>Bảng train accuracy: zeros ~50%, random ~83%, he ~99%</w:t>
+              <w:t>zeros ~65% (kẹt ở baseline, Precision=Recall=0 — không học được gì), random ~69-72%, he ~73%</w:t>
             </w:r>
           </w:p>
         </w:tc>
@@ -1501,7 +1740,49 @@
                 <w:i w:val="0"/>
                 <w:sz w:val="20"/>
               </w:rPr>
-              <w:t>layers_dims = [2, 10, 5, 1]</w:t>
+              <w:t>layers_dims = [8, 10, 5, 1]</w:t>
+            </w:r>
+            <w:r>
+              <w:rPr>
+                <w:rFonts w:ascii="Calibri" w:hAnsi="Calibri"/>
+                <w:b w:val="0"/>
+                <w:i w:val="0"/>
+              </w:rPr>
+              <w:t xml:space="preserve"> (</w:t>
+            </w:r>
+            <w:r>
+              <w:rPr>
+                <w:rFonts w:ascii="Consolas" w:hAnsi="Consolas"/>
+                <w:b w:val="0"/>
+                <w:i w:val="0"/>
+                <w:sz w:val="20"/>
+              </w:rPr>
+              <w:t>8</w:t>
+            </w:r>
+            <w:r>
+              <w:rPr>
+                <w:rFonts w:ascii="Calibri" w:hAnsi="Calibri"/>
+                <w:b w:val="0"/>
+                <w:i w:val="0"/>
+              </w:rPr>
+              <w:t xml:space="preserve"> tự động lấy từ </w:t>
+            </w:r>
+            <w:r>
+              <w:rPr>
+                <w:rFonts w:ascii="Consolas" w:hAnsi="Consolas"/>
+                <w:b w:val="0"/>
+                <w:i w:val="0"/>
+                <w:sz w:val="20"/>
+              </w:rPr>
+              <w:t>train_X.shape[0]</w:t>
+            </w:r>
+            <w:r>
+              <w:rPr>
+                <w:rFonts w:ascii="Calibri" w:hAnsi="Calibri"/>
+                <w:b w:val="0"/>
+                <w:i w:val="0"/>
+              </w:rPr>
+              <w:t>)</w:t>
             </w:r>
           </w:p>
         </w:tc>
@@ -1843,7 +2124,7 @@
           <w:i w:val="0"/>
           <w:sz w:val="20"/>
         </w:rPr>
-        <w:t>sigmoid, relu, compute_loss, forward_propagation, backward_propagation, update_parameters, predict, load_dataset, plot_decision_boundary, predict_dec</w:t>
+        <w:t>sigmoid, relu, compute_loss, forward_propagation, backward_propagation, update_parameters, predict, load_dataset, evaluate_classification</w:t>
       </w:r>
       <w:r>
         <w:rPr>
@@ -2033,7 +2314,7 @@
           <w:b w:val="0"/>
           <w:i w:val="0"/>
         </w:rPr>
-        <w:t xml:space="preserve"> quan sát cost không giảm, accuracy ~50%, decision boundary là một màu đồng nhất.</w:t>
+        <w:t xml:space="preserve"> quan sát cost không giảm, accuracy test ~65% (đúng bằng tỉ lệ lớp đa số — mô hình chỉ đoán "không tiểu đường" cho mọi ca), Precision/Recall = 0 trên confusion matrix.</w:t>
       </w:r>
     </w:p>
     <w:p>
@@ -2181,7 +2462,7 @@
           <w:b w:val="0"/>
           <w:i w:val="0"/>
         </w:rPr>
-        <w:t xml:space="preserve"> quan sát cost khởi đầu rất cao (có thể </w:t>
+        <w:t xml:space="preserve"> quan sát cost khởi đầu rất cao, dao động mạnh (có lúc </w:t>
       </w:r>
       <w:r>
         <w:rPr>
@@ -2198,7 +2479,7 @@
           <w:b w:val="0"/>
           <w:i w:val="0"/>
         </w:rPr>
-        <w:t xml:space="preserve"> do log(0)), accuracy ~83%.</w:t>
+        <w:t>) suốt quá trình train, accuracy test ~69%.</w:t>
       </w:r>
     </w:p>
     <w:p>
@@ -2308,7 +2589,7 @@
           <w:b w:val="0"/>
           <w:i w:val="0"/>
         </w:rPr>
-        <w:t xml:space="preserve"> quan sát cost giảm nhanh và ổn định, accuracy ~99%.</w:t>
+        <w:t xml:space="preserve"> quan sát cost giảm nhanh và ổn định, accuracy test ~73%, Precision/Recall cân bằng hơn hẳn 2 cách trên.</w:t>
       </w:r>
     </w:p>
     <w:p>
@@ -2456,7 +2737,7 @@
           <w:b w:val="0"/>
           <w:i w:val="0"/>
         </w:rPr>
-        <w:t xml:space="preserve"> (vì gradient của "zeros" bằng đúng 0, log thường không vẽ được).</w:t>
+        <w:t xml:space="preserve"> (vì gradient của "zeros" gần bằng 0, log thường không vẽ được).</w:t>
       </w:r>
     </w:p>
     <w:p>
@@ -2528,7 +2809,23 @@
           <w:b w:val="0"/>
           <w:i w:val="0"/>
         </w:rPr>
-        <w:t xml:space="preserve">: train accuracy ~50%; </w:t>
+        <w:t xml:space="preserve">: train/test accuracy ~65% (= baseline đoán lớp đa số); Precision, Recall, F1 đều </w:t>
+      </w:r>
+      <w:r>
+        <w:rPr>
+          <w:rFonts w:ascii="Calibri" w:hAnsi="Calibri"/>
+          <w:b/>
+          <w:i w:val="0"/>
+        </w:rPr>
+        <w:t>bằng 0</w:t>
+      </w:r>
+      <w:r>
+        <w:rPr>
+          <w:rFonts w:ascii="Calibri" w:hAnsi="Calibri"/>
+          <w:b w:val="0"/>
+          <w:i w:val="0"/>
+        </w:rPr>
+        <w:t xml:space="preserve"> (mô hình không dự đoán ca "tiểu đương" nào); </w:t>
       </w:r>
       <w:r>
         <w:rPr>
@@ -2562,7 +2859,7 @@
           <w:b w:val="0"/>
           <w:i w:val="0"/>
         </w:rPr>
-        <w:t xml:space="preserve"> = 0 tuyệt đối suốt quá trình train (đường phẳng tại đáy trên biểu đồ symlog).</w:t>
+        <w:t xml:space="preserve"> gần bằng 0 tuyệt đối suốt quá trình train.</w:t>
       </w:r>
     </w:p>
     <w:p>
@@ -2583,7 +2880,7 @@
           <w:b w:val="0"/>
           <w:i w:val="0"/>
         </w:rPr>
-        <w:t xml:space="preserve">: train accuracy ~83%; gradient dao động mạnh, không ổn định, cost khởi đầu có thể là </w:t>
+        <w:t xml:space="preserve">: test accuracy ~69%; cost dao động mạnh, nhiều lần </w:t>
       </w:r>
       <w:r>
         <w:rPr>
@@ -2600,24 +2897,7 @@
           <w:b w:val="0"/>
           <w:i w:val="0"/>
         </w:rPr>
-        <w:t>/</w:t>
-      </w:r>
-      <w:r>
-        <w:rPr>
-          <w:rFonts w:ascii="Consolas" w:hAnsi="Consolas"/>
-          <w:b w:val="0"/>
-          <w:i w:val="0"/>
-          <w:sz w:val="20"/>
-        </w:rPr>
-        <w:t>nan</w:t>
-      </w:r>
-      <w:r>
-        <w:rPr>
-          <w:rFonts w:ascii="Calibri" w:hAnsi="Calibri"/>
-          <w:b w:val="0"/>
-          <w:i w:val="0"/>
-        </w:rPr>
-        <w:t xml:space="preserve"> do log(0).</w:t>
+        <w:t xml:space="preserve"> trong quá trình train; Recall thấp (~13%) dù accuracy không quá tệ — minh chứng vì sao "chỉ nhìn accuracy là chưa đủ" với dữ liệu mất cân bằng lớp.</w:t>
       </w:r>
     </w:p>
     <w:p>
@@ -2638,7 +2918,7 @@
           <w:b w:val="0"/>
           <w:i w:val="0"/>
         </w:rPr>
-        <w:t>: train accuracy ~99%; gradient ổn định trong một dải hợp lý suốt quá trình train, không tiến về 0 cũng không nổ.</w:t>
+        <w:t>: test accuracy ~73%; Precision/Recall cân bằng và cao hơn hẳn 2 cách trên; gradient ổn định trong một dải hợp lý suốt quá trình train, không tiến về 0 cũng không nổ.</w:t>
       </w:r>
     </w:p>
     <w:p>
@@ -2897,7 +3177,7 @@
           <w:i w:val="0"/>
           <w:sz w:val="20"/>
         </w:rPr>
-        <w:t>layers_dims = [2, 10, 10, 10, 5, 1]</w:t>
+        <w:t>layers_dims = [8, 10, 10, 10, 5, 1]</w:t>
       </w:r>
       <w:r>
         <w:rPr>
@@ -2906,6 +3186,27 @@
           <w:i w:val="0"/>
         </w:rPr>
         <w:t xml:space="preserve"> (5 lớp thay vì 3) với cả 3 cách khởi tạo — vanishing/exploding có rõ hơn không khi mạng sâu hơn?</w:t>
+      </w:r>
+    </w:p>
+    <w:p>
+      <w:pPr>
+        <w:pStyle w:val="ListNumber"/>
+      </w:pPr>
+      <w:r>
+        <w:rPr>
+          <w:rFonts w:ascii="Calibri" w:hAnsi="Calibri"/>
+          <w:b/>
+          <w:i w:val="0"/>
+        </w:rPr>
+        <w:t>So sánh Recall giữa 3 cách khởi tạo:</w:t>
+      </w:r>
+      <w:r>
+        <w:rPr>
+          <w:rFonts w:ascii="Calibri" w:hAnsi="Calibri"/>
+          <w:b w:val="0"/>
+          <w:i w:val="0"/>
+        </w:rPr>
+        <w:t xml:space="preserve"> trong bài toán y tế, bỏ sót một ca dương tính (Recall thấp) thường nguy hiểm hơn báo động giả. Cách khởi tạo nào cho Recall tốt nhất, và điều đó có luôn đi cùng accuracy cao nhất không?</w:t>
       </w:r>
     </w:p>
     <w:p>
@@ -3085,6 +3386,42 @@
           </w:p>
         </w:tc>
       </w:tr>
+      <w:tr>
+        <w:tc>
+          <w:tcPr>
+            <w:tcW w:type="dxa" w:w="4873"/>
+          </w:tcPr>
+          <w:p>
+            <w:r/>
+            <w:r>
+              <w:rPr>
+                <w:rFonts w:ascii="Calibri" w:hAnsi="Calibri"/>
+                <w:b w:val="0"/>
+                <w:i w:val="0"/>
+              </w:rPr>
+              <w:t>Pima Indians Diabetes Dataset (nguồn gốc)</w:t>
+            </w:r>
+          </w:p>
+        </w:tc>
+        <w:tc>
+          <w:tcPr>
+            <w:tcW w:type="dxa" w:w="4873"/>
+          </w:tcPr>
+          <w:p>
+            <w:r/>
+            <w:hyperlink r:id="rId12">
+              <w:r>
+                <w:rPr>
+                  <w:rFonts w:ascii="Calibri" w:hAnsi="Calibri"/>
+                  <w:color w:val="0563C1"/>
+                  <w:u w:val="single"/>
+                </w:rPr>
+                <w:t>https://www.kaggle.com/datasets/uciml/pima-indians-diabetes-database</w:t>
+              </w:r>
+            </w:hyperlink>
+          </w:p>
+        </w:tc>
+      </w:tr>
     </w:tbl>
     <w:p/>
     <w:p>
@@ -3123,16 +3460,15 @@
           <w:b w:val="0"/>
           <w:i w:val="0"/>
         </w:rPr>
-        <w:t>Dữ liệu là bộ "circles" tổng hợp (</w:t>
+        <w:t xml:space="preserve">Dữ liệu là </w:t>
       </w:r>
       <w:r>
         <w:rPr>
-          <w:rFonts w:ascii="Consolas" w:hAnsi="Consolas"/>
-          <w:b w:val="0"/>
+          <w:rFonts w:ascii="Calibri" w:hAnsi="Calibri"/>
+          <w:b/>
           <w:i w:val="0"/>
-          <w:sz w:val="20"/>
         </w:rPr>
-        <w:t>sklearn.datasets.make_circles</w:t>
+        <w:t>Pima Indians Diabetes thật</w:t>
       </w:r>
       <w:r>
         <w:rPr>
@@ -3140,7 +3476,7 @@
           <w:b w:val="0"/>
           <w:i w:val="0"/>
         </w:rPr>
-        <w:t xml:space="preserve">, seed cố định), tách train/test rõ ràng ngay trong </w:t>
+        <w:t xml:space="preserve"> (không phải dữ liệu giả lập) — tập train/test đã được tách rõ ràng ngay trong </w:t>
       </w:r>
       <w:r>
         <w:rPr>
@@ -3157,7 +3493,40 @@
           <w:b w:val="0"/>
           <w:i w:val="0"/>
         </w:rPr>
-        <w:t xml:space="preserve"> → không có rủi ro data leakage.</w:t>
+        <w:t xml:space="preserve"> (kèm </w:t>
+      </w:r>
+      <w:r>
+        <w:rPr>
+          <w:rFonts w:ascii="Consolas" w:hAnsi="Consolas"/>
+          <w:b w:val="0"/>
+          <w:i w:val="0"/>
+          <w:sz w:val="20"/>
+        </w:rPr>
+        <w:t>stratify</w:t>
+      </w:r>
+      <w:r>
+        <w:rPr>
+          <w:rFonts w:ascii="Calibri" w:hAnsi="Calibri"/>
+          <w:b w:val="0"/>
+          <w:i w:val="0"/>
+        </w:rPr>
+        <w:t xml:space="preserve"> giữ tỉ lệ lớp), và việc median-impute/chuẩn hóa chỉ </w:t>
+      </w:r>
+      <w:r>
+        <w:rPr>
+          <w:rFonts w:ascii="Calibri" w:hAnsi="Calibri"/>
+          <w:b/>
+          <w:i w:val="0"/>
+        </w:rPr>
+        <w:t>fit trên tập train</w:t>
+      </w:r>
+      <w:r>
+        <w:rPr>
+          <w:rFonts w:ascii="Calibri" w:hAnsi="Calibri"/>
+          <w:b w:val="0"/>
+          <w:i w:val="0"/>
+        </w:rPr>
+        <w:t xml:space="preserve"> rồi áp dụng lại cho test → không có rủi ro data leakage.</w:t>
       </w:r>
     </w:p>
     <w:p>
